--- a/HMS_User_Guide.docx
+++ b/HMS_User_Guide.docx
@@ -419,43 +419,52 @@
           <w:sz w:val="22"/>
           <w:szCs w:val="22"/>
         </w:rPr>
-        <w:t xml:space="preserve">6. Administration</w:t>
-      </w:r>
-    </w:p>
-    <w:p>
-      <w:pPr>
-        <w:spacing w:after="100"/>
-        <w:ind w:left="360"/>
-      </w:pPr>
-      <w:r>
-        <w:t xml:space="preserve">6.1 Managing Users</w:t>
-      </w:r>
-    </w:p>
-    <w:p>
-      <w:pPr>
-        <w:spacing w:after="100"/>
-        <w:ind w:left="360"/>
-      </w:pPr>
-      <w:r>
-        <w:t xml:space="preserve">6.2 Role-Based Access Control</w:t>
-      </w:r>
-    </w:p>
-    <w:p>
-      <w:pPr>
-        <w:spacing w:after="100"/>
-        <w:ind w:left="360"/>
-      </w:pPr>
-      <w:r>
-        <w:t xml:space="preserve">6.3 Audit Logs</w:t>
-      </w:r>
-    </w:p>
-    <w:p>
-      <w:pPr>
-        <w:spacing w:after="200"/>
-        <w:ind w:left="360"/>
-      </w:pPr>
-      <w:r>
-        <w:t xml:space="preserve">6.4 System Settings</w:t>
+        <w:t xml:space="preserve">6. Staff Attendance &amp; Scheduling</w:t>
+      </w:r>
+    </w:p>
+    <w:p>
+      <w:pPr>
+        <w:spacing w:after="100"/>
+        <w:ind w:left="360"/>
+      </w:pPr>
+      <w:r>
+        <w:t xml:space="preserve">6.1 Clocking In &amp; Out</w:t>
+      </w:r>
+    </w:p>
+    <w:p>
+      <w:pPr>
+        <w:spacing w:after="100"/>
+        <w:ind w:left="360"/>
+      </w:pPr>
+      <w:r>
+        <w:t xml:space="preserve">6.2 Viewing Your Schedule</w:t>
+      </w:r>
+    </w:p>
+    <w:p>
+      <w:pPr>
+        <w:spacing w:after="100"/>
+        <w:ind w:left="360"/>
+      </w:pPr>
+      <w:r>
+        <w:t xml:space="preserve">6.3 Requesting Time Off</w:t>
+      </w:r>
+    </w:p>
+    <w:p>
+      <w:pPr>
+        <w:spacing w:after="100"/>
+        <w:ind w:left="360"/>
+      </w:pPr>
+      <w:r>
+        <w:t xml:space="preserve">6.4 Shift Swap Requests</w:t>
+      </w:r>
+    </w:p>
+    <w:p>
+      <w:pPr>
+        <w:spacing w:after="200"/>
+        <w:ind w:left="360"/>
+      </w:pPr>
+      <w:r>
+        <w:t xml:space="preserve">6.5 Manager Dashboard</w:t>
       </w:r>
     </w:p>
     <w:p>
@@ -469,34 +478,143 @@
           <w:sz w:val="22"/>
           <w:szCs w:val="22"/>
         </w:rPr>
-        <w:t xml:space="preserve">7. Troubleshooting</w:t>
-      </w:r>
-    </w:p>
-    <w:p>
-      <w:pPr>
-        <w:spacing w:after="100"/>
-        <w:ind w:left="360"/>
-      </w:pPr>
-      <w:r>
-        <w:t xml:space="preserve">7.1 Common Issues</w:t>
-      </w:r>
-    </w:p>
-    <w:p>
-      <w:pPr>
-        <w:spacing w:after="100"/>
-        <w:ind w:left="360"/>
-      </w:pPr>
-      <w:r>
-        <w:t xml:space="preserve">7.2 Password Reset</w:t>
-      </w:r>
-    </w:p>
-    <w:p>
-      <w:pPr>
-        <w:spacing w:after="200"/>
-        <w:ind w:left="360"/>
-      </w:pPr>
-      <w:r>
-        <w:t xml:space="preserve">7.3 Contact Support</w:t>
+        <w:t xml:space="preserve">7. Servicom (Customer Service)</w:t>
+      </w:r>
+    </w:p>
+    <w:p>
+      <w:pPr>
+        <w:spacing w:after="100"/>
+        <w:ind w:left="360"/>
+      </w:pPr>
+      <w:r>
+        <w:t xml:space="preserve">7.1 Submitting a Complaint</w:t>
+      </w:r>
+    </w:p>
+    <w:p>
+      <w:pPr>
+        <w:spacing w:after="100"/>
+        <w:ind w:left="360"/>
+      </w:pPr>
+      <w:r>
+        <w:t xml:space="preserve">7.2 Tracking Complaint Status</w:t>
+      </w:r>
+    </w:p>
+    <w:p>
+      <w:pPr>
+        <w:spacing w:after="100"/>
+        <w:ind w:left="360"/>
+      </w:pPr>
+      <w:r>
+        <w:t xml:space="preserve">7.3 Providing Feedback</w:t>
+      </w:r>
+    </w:p>
+    <w:p>
+      <w:pPr>
+        <w:spacing w:after="100"/>
+        <w:ind w:left="360"/>
+      </w:pPr>
+      <w:r>
+        <w:t xml:space="preserve">7.4 Surveys &amp; Ratings</w:t>
+      </w:r>
+    </w:p>
+    <w:p>
+      <w:pPr>
+        <w:spacing w:after="200"/>
+        <w:ind w:left="360"/>
+      </w:pPr>
+      <w:r>
+        <w:t xml:space="preserve">7.5 SLA &amp; Escalation</w:t>
+      </w:r>
+    </w:p>
+    <w:p>
+      <w:pPr>
+        <w:spacing w:after="100"/>
+      </w:pPr>
+      <w:r>
+        <w:rPr>
+          <w:b/>
+          <w:bCs/>
+          <w:sz w:val="22"/>
+          <w:szCs w:val="22"/>
+        </w:rPr>
+        <w:t xml:space="preserve">8. Administration</w:t>
+      </w:r>
+    </w:p>
+    <w:p>
+      <w:pPr>
+        <w:spacing w:after="100"/>
+        <w:ind w:left="360"/>
+      </w:pPr>
+      <w:r>
+        <w:t xml:space="preserve">8.1 Managing Users</w:t>
+      </w:r>
+    </w:p>
+    <w:p>
+      <w:pPr>
+        <w:spacing w:after="100"/>
+        <w:ind w:left="360"/>
+      </w:pPr>
+      <w:r>
+        <w:t xml:space="preserve">8.2 Role-Based Access Control</w:t>
+      </w:r>
+    </w:p>
+    <w:p>
+      <w:pPr>
+        <w:spacing w:after="100"/>
+        <w:ind w:left="360"/>
+      </w:pPr>
+      <w:r>
+        <w:t xml:space="preserve">8.3 Audit Logs</w:t>
+      </w:r>
+    </w:p>
+    <w:p>
+      <w:pPr>
+        <w:spacing w:after="200"/>
+        <w:ind w:left="360"/>
+      </w:pPr>
+      <w:r>
+        <w:t xml:space="preserve">8.4 System Settings</w:t>
+      </w:r>
+    </w:p>
+    <w:p>
+      <w:pPr>
+        <w:spacing w:after="100"/>
+      </w:pPr>
+      <w:r>
+        <w:rPr>
+          <w:b/>
+          <w:bCs/>
+          <w:sz w:val="22"/>
+          <w:szCs w:val="22"/>
+        </w:rPr>
+        <w:t xml:space="preserve">9. Troubleshooting</w:t>
+      </w:r>
+    </w:p>
+    <w:p>
+      <w:pPr>
+        <w:spacing w:after="100"/>
+        <w:ind w:left="360"/>
+      </w:pPr>
+      <w:r>
+        <w:t xml:space="preserve">9.1 Common Issues</w:t>
+      </w:r>
+    </w:p>
+    <w:p>
+      <w:pPr>
+        <w:spacing w:after="100"/>
+        <w:ind w:left="360"/>
+      </w:pPr>
+      <w:r>
+        <w:t xml:space="preserve">9.2 Password Reset</w:t>
+      </w:r>
+    </w:p>
+    <w:p>
+      <w:pPr>
+        <w:spacing w:after="200"/>
+        <w:ind w:left="360"/>
+      </w:pPr>
+      <w:r>
+        <w:t xml:space="preserve">9.3 Contact Support</w:t>
       </w:r>
     </w:p>
     <w:p>
@@ -1850,7 +1968,19 @@
         <w:pStyle w:val="Heading1"/>
       </w:pPr>
       <w:r>
-        <w:t xml:space="preserve">6. Administration</w:t>
+        <w:t xml:space="preserve">6. Staff Attendance &amp; Scheduling</w:t>
+      </w:r>
+    </w:p>
+    <w:p>
+      <w:pPr>
+        <w:spacing w:after="200"/>
+      </w:pPr>
+      <w:r>
+        <w:rPr>
+          <w:sz w:val="22"/>
+          <w:szCs w:val="22"/>
+        </w:rPr>
+        <w:t xml:space="preserve">This chapter covers clocking in/out, managing shifts, requesting time off, and shift swaps.</w:t>
       </w:r>
     </w:p>
     <w:p>
@@ -1858,7 +1988,495 @@
         <w:pStyle w:val="Heading2"/>
       </w:pPr>
       <w:r>
-        <w:t xml:space="preserve">6.1 Managing Users</w:t>
+        <w:t xml:space="preserve">6.1 Clocking In &amp; Out</w:t>
+      </w:r>
+    </w:p>
+    <w:p>
+      <w:pPr>
+        <w:spacing w:after="100"/>
+      </w:pPr>
+      <w:r>
+        <w:rPr>
+          <w:sz w:val="22"/>
+          <w:szCs w:val="22"/>
+        </w:rPr>
+        <w:t xml:space="preserve">To clock in at the start of your shift:</w:t>
+      </w:r>
+    </w:p>
+    <w:p>
+      <w:pPr>
+        <w:pStyle w:val="ListParagraph"/>
+        <w:numPr>
+          <w:ilvl w:val="0"/>
+          <w:numId w:val="2"/>
+        </w:numPr>
+        <w:spacing w:after="100"/>
+      </w:pPr>
+      <w:r>
+        <w:rPr>
+          <w:sz w:val="22"/>
+          <w:szCs w:val="22"/>
+        </w:rPr>
+        <w:t xml:space="preserve">Navigate to Attendance &gt; Clock In from the main menu</w:t>
+      </w:r>
+    </w:p>
+    <w:p>
+      <w:pPr>
+        <w:pStyle w:val="ListParagraph"/>
+        <w:numPr>
+          <w:ilvl w:val="0"/>
+          <w:numId w:val="2"/>
+        </w:numPr>
+        <w:spacing w:after="100"/>
+      </w:pPr>
+      <w:r>
+        <w:rPr>
+          <w:sz w:val="22"/>
+          <w:szCs w:val="22"/>
+        </w:rPr>
+        <w:t xml:space="preserve">The system records your IP address and location automatically</w:t>
+      </w:r>
+    </w:p>
+    <w:p>
+      <w:pPr>
+        <w:pStyle w:val="ListParagraph"/>
+        <w:numPr>
+          <w:ilvl w:val="0"/>
+          <w:numId w:val="2"/>
+        </w:numPr>
+        <w:spacing w:after="100"/>
+      </w:pPr>
+      <w:r>
+        <w:rPr>
+          <w:sz w:val="22"/>
+          <w:szCs w:val="22"/>
+        </w:rPr>
+        <w:t xml:space="preserve">Your scheduled shift, expected hours, and break time are displayed</w:t>
+      </w:r>
+    </w:p>
+    <w:p>
+      <w:pPr>
+        <w:pStyle w:val="ListParagraph"/>
+        <w:numPr>
+          <w:ilvl w:val="0"/>
+          <w:numId w:val="2"/>
+        </w:numPr>
+        <w:spacing w:after="200"/>
+      </w:pPr>
+      <w:r>
+        <w:rPr>
+          <w:sz w:val="22"/>
+          <w:szCs w:val="22"/>
+        </w:rPr>
+        <w:t xml:space="preserve">Click 'Confirm Clock In' to start your shift</w:t>
+      </w:r>
+    </w:p>
+    <w:p>
+      <w:pPr>
+        <w:spacing w:after="200"/>
+      </w:pPr>
+      <w:r>
+        <w:rPr>
+          <w:sz w:val="22"/>
+          <w:szCs w:val="22"/>
+        </w:rPr>
+        <w:t xml:space="preserve">To clock out, go to Attendance &gt; Clock Out and confirm. Overtime is calculated automatically if you exceed your scheduled hours. Break time (30 min for shifts &gt;6 hours) is auto-deducted.</w:t>
+      </w:r>
+    </w:p>
+    <w:p>
+      <w:pPr>
+        <w:pStyle w:val="Heading2"/>
+      </w:pPr>
+      <w:r>
+        <w:t xml:space="preserve">6.2 Viewing Your Schedule</w:t>
+      </w:r>
+    </w:p>
+    <w:p>
+      <w:pPr>
+        <w:spacing w:after="200"/>
+      </w:pPr>
+      <w:r>
+        <w:rPr>
+          <w:sz w:val="22"/>
+          <w:szCs w:val="22"/>
+        </w:rPr>
+        <w:t xml:space="preserve">Go to Attendance &gt; My Schedule to view your upcoming shifts. The calendar shows your assigned shifts, approved leave, and swap requests. Shift details include department, time, and assigned ward/room. You can view schedules weekly or monthly.</w:t>
+      </w:r>
+    </w:p>
+    <w:p>
+      <w:pPr>
+        <w:pStyle w:val="Heading2"/>
+      </w:pPr>
+      <w:r>
+        <w:t xml:space="preserve">6.3 Requesting Time Off</w:t>
+      </w:r>
+    </w:p>
+    <w:p>
+      <w:pPr>
+        <w:spacing w:after="100"/>
+      </w:pPr>
+      <w:r>
+        <w:rPr>
+          <w:sz w:val="22"/>
+          <w:szCs w:val="22"/>
+        </w:rPr>
+        <w:t xml:space="preserve">To request leave:</w:t>
+      </w:r>
+    </w:p>
+    <w:p>
+      <w:pPr>
+        <w:pStyle w:val="ListParagraph"/>
+        <w:numPr>
+          <w:ilvl w:val="0"/>
+          <w:numId w:val="2"/>
+        </w:numPr>
+        <w:spacing w:after="100"/>
+      </w:pPr>
+      <w:r>
+        <w:rPr>
+          <w:sz w:val="22"/>
+          <w:szCs w:val="22"/>
+        </w:rPr>
+        <w:t xml:space="preserve">Navigate to Attendance &gt; Leave Request</w:t>
+      </w:r>
+    </w:p>
+    <w:p>
+      <w:pPr>
+        <w:pStyle w:val="ListParagraph"/>
+        <w:numPr>
+          <w:ilvl w:val="0"/>
+          <w:numId w:val="2"/>
+        </w:numPr>
+        <w:spacing w:after="100"/>
+      </w:pPr>
+      <w:r>
+        <w:rPr>
+          <w:sz w:val="22"/>
+          <w:szCs w:val="22"/>
+        </w:rPr>
+        <w:t xml:space="preserve">Select leave type (Annual, Sick, Maternity/Paternity, Study, Compassionate, Unpaid)</w:t>
+      </w:r>
+    </w:p>
+    <w:p>
+      <w:pPr>
+        <w:pStyle w:val="ListParagraph"/>
+        <w:numPr>
+          <w:ilvl w:val="0"/>
+          <w:numId w:val="2"/>
+        </w:numPr>
+        <w:spacing w:after="100"/>
+      </w:pPr>
+      <w:r>
+        <w:rPr>
+          <w:sz w:val="22"/>
+          <w:szCs w:val="22"/>
+        </w:rPr>
+        <w:t xml:space="preserve">Enter start and end dates with a reason</w:t>
+      </w:r>
+    </w:p>
+    <w:p>
+      <w:pPr>
+        <w:pStyle w:val="ListParagraph"/>
+        <w:numPr>
+          <w:ilvl w:val="0"/>
+          <w:numId w:val="2"/>
+        </w:numPr>
+        <w:spacing w:after="200"/>
+      </w:pPr>
+      <w:r>
+        <w:rPr>
+          <w:sz w:val="22"/>
+          <w:szCs w:val="22"/>
+        </w:rPr>
+        <w:t xml:space="preserve">Submit for approval. Your manager receives a notification and can approve or reject.</w:t>
+      </w:r>
+    </w:p>
+    <w:p>
+      <w:pPr>
+        <w:pStyle w:val="Heading2"/>
+      </w:pPr>
+      <w:r>
+        <w:t xml:space="preserve">6.4 Shift Swap Requests</w:t>
+      </w:r>
+    </w:p>
+    <w:p>
+      <w:pPr>
+        <w:spacing w:after="200"/>
+      </w:pPr>
+      <w:r>
+        <w:rPr>
+          <w:sz w:val="22"/>
+          <w:szCs w:val="22"/>
+        </w:rPr>
+        <w:t xml:space="preserve">To swap shifts with a colleague: Go to Attendance &gt; Shift Swap &gt; New Request. Select the shift you want to swap, choose a colleague with a compatible role and department, and submit. The system checks role compatibility and prevents conflicts. Both managers must approve before the swap is finalized.</w:t>
+      </w:r>
+    </w:p>
+    <w:p>
+      <w:pPr>
+        <w:pStyle w:val="Heading2"/>
+      </w:pPr>
+      <w:r>
+        <w:t xml:space="preserve">6.5 Manager Dashboard</w:t>
+      </w:r>
+    </w:p>
+    <w:p>
+      <w:pPr>
+        <w:spacing w:after="200"/>
+      </w:pPr>
+      <w:r>
+        <w:rPr>
+          <w:sz w:val="22"/>
+          <w:szCs w:val="22"/>
+        </w:rPr>
+        <w:t xml:space="preserve">Managers can view team attendance from Attendance &gt; Team Overview. See who's clocked in, who's late, pending leave requests, and overtime hours. Auto-alerts notify you when staff are late, absent, or approaching overtime thresholds.</w:t>
+      </w:r>
+    </w:p>
+    <w:p>
+      <w:r>
+        <w:br w:type="page"/>
+      </w:r>
+    </w:p>
+    <w:p>
+      <w:pPr>
+        <w:pStyle w:val="Heading1"/>
+      </w:pPr>
+      <w:r>
+        <w:t xml:space="preserve">7. Servicom (Customer Service)</w:t>
+      </w:r>
+    </w:p>
+    <w:p>
+      <w:pPr>
+        <w:spacing w:after="200"/>
+      </w:pPr>
+      <w:r>
+        <w:rPr>
+          <w:sz w:val="22"/>
+          <w:szCs w:val="22"/>
+        </w:rPr>
+        <w:t xml:space="preserve">This chapter covers submitting complaints, tracking resolutions, providing feedback, and surveys.</w:t>
+      </w:r>
+    </w:p>
+    <w:p>
+      <w:pPr>
+        <w:pStyle w:val="Heading2"/>
+      </w:pPr>
+      <w:r>
+        <w:t xml:space="preserve">7.1 Submitting a Complaint</w:t>
+      </w:r>
+    </w:p>
+    <w:p>
+      <w:pPr>
+        <w:spacing w:after="100"/>
+      </w:pPr>
+      <w:r>
+        <w:rPr>
+          <w:sz w:val="22"/>
+          <w:szCs w:val="22"/>
+        </w:rPr>
+        <w:t xml:space="preserve">To file a complaint or service request:</w:t>
+      </w:r>
+    </w:p>
+    <w:p>
+      <w:pPr>
+        <w:pStyle w:val="ListParagraph"/>
+        <w:numPr>
+          <w:ilvl w:val="0"/>
+          <w:numId w:val="2"/>
+        </w:numPr>
+        <w:spacing w:after="100"/>
+      </w:pPr>
+      <w:r>
+        <w:rPr>
+          <w:sz w:val="22"/>
+          <w:szCs w:val="22"/>
+        </w:rPr>
+        <w:t xml:space="preserve">Navigate to Servicom &gt; New Complaint (or use the feedback button on any page)</w:t>
+      </w:r>
+    </w:p>
+    <w:p>
+      <w:pPr>
+        <w:pStyle w:val="ListParagraph"/>
+        <w:numPr>
+          <w:ilvl w:val="0"/>
+          <w:numId w:val="2"/>
+        </w:numPr>
+        <w:spacing w:after="100"/>
+      </w:pPr>
+      <w:r>
+        <w:rPr>
+          <w:sz w:val="22"/>
+          <w:szCs w:val="22"/>
+        </w:rPr>
+        <w:t xml:space="preserve">Select category: General Inquiry, Complaint, Compliment, Suggestion, Service Request, Billing Issue, Clinical Care, Facility Issue, Staff Conduct, or Other</w:t>
+      </w:r>
+    </w:p>
+    <w:p>
+      <w:pPr>
+        <w:pStyle w:val="ListParagraph"/>
+        <w:numPr>
+          <w:ilvl w:val="0"/>
+          <w:numId w:val="2"/>
+        </w:numPr>
+        <w:spacing w:after="100"/>
+      </w:pPr>
+      <w:r>
+        <w:rPr>
+          <w:sz w:val="22"/>
+          <w:szCs w:val="22"/>
+        </w:rPr>
+        <w:t xml:space="preserve">Set priority: Low, Medium, High, or Critical</w:t>
+      </w:r>
+    </w:p>
+    <w:p>
+      <w:pPr>
+        <w:pStyle w:val="ListParagraph"/>
+        <w:numPr>
+          <w:ilvl w:val="0"/>
+          <w:numId w:val="2"/>
+        </w:numPr>
+        <w:spacing w:after="100"/>
+      </w:pPr>
+      <w:r>
+        <w:rPr>
+          <w:sz w:val="22"/>
+          <w:szCs w:val="22"/>
+        </w:rPr>
+        <w:t xml:space="preserve">Provide a detailed description. Optionally attach files or screenshots.</w:t>
+      </w:r>
+    </w:p>
+    <w:p>
+      <w:pPr>
+        <w:pStyle w:val="ListParagraph"/>
+        <w:numPr>
+          <w:ilvl w:val="0"/>
+          <w:numId w:val="2"/>
+        </w:numPr>
+        <w:spacing w:after="100"/>
+      </w:pPr>
+      <w:r>
+        <w:rPr>
+          <w:sz w:val="22"/>
+          <w:szCs w:val="22"/>
+        </w:rPr>
+        <w:t xml:space="preserve">Choose to submit anonymously or with your identity</w:t>
+      </w:r>
+    </w:p>
+    <w:p>
+      <w:pPr>
+        <w:pStyle w:val="ListParagraph"/>
+        <w:numPr>
+          <w:ilvl w:val="0"/>
+          <w:numId w:val="2"/>
+        </w:numPr>
+        <w:spacing w:after="200"/>
+      </w:pPr>
+      <w:r>
+        <w:rPr>
+          <w:sz w:val="22"/>
+          <w:szCs w:val="22"/>
+        </w:rPr>
+        <w:t xml:space="preserve">Click 'Submit'. You receive a tracking number for follow-up.</w:t>
+      </w:r>
+    </w:p>
+    <w:p>
+      <w:pPr>
+        <w:pStyle w:val="Heading2"/>
+      </w:pPr>
+      <w:r>
+        <w:t xml:space="preserve">7.2 Tracking Complaint Status</w:t>
+      </w:r>
+    </w:p>
+    <w:p>
+      <w:pPr>
+        <w:spacing w:after="200"/>
+      </w:pPr>
+      <w:r>
+        <w:rPr>
+          <w:sz w:val="22"/>
+          <w:szCs w:val="22"/>
+        </w:rPr>
+        <w:t xml:space="preserve">Go to Servicom &gt; My Complaints to track all your submissions. Each complaint shows its current status: Submitted, Acknowledged, Assigned, Investigating, Resolved, Closed, or Escalated. Click any complaint to view its full history, assigned investigator, and updates. You receive notifications at every stage.</w:t>
+      </w:r>
+    </w:p>
+    <w:p>
+      <w:pPr>
+        <w:pStyle w:val="Heading2"/>
+      </w:pPr>
+      <w:r>
+        <w:t xml:space="preserve">7.3 Providing Feedback</w:t>
+      </w:r>
+    </w:p>
+    <w:p>
+      <w:pPr>
+        <w:spacing w:after="200"/>
+      </w:pPr>
+      <w:r>
+        <w:rPr>
+          <w:sz w:val="22"/>
+          <w:szCs w:val="22"/>
+        </w:rPr>
+        <w:t xml:space="preserve">After any service interaction, you can provide feedback via: (1) In-app feedback button available on every screen, (2) Post-visit surveys sent automatically via SMS/email after appointments, (3) Feedback kiosks at key locations (if enabled). Rate your experience from 1-5 stars and add comments. Your feedback helps us improve service quality.</w:t>
+      </w:r>
+    </w:p>
+    <w:p>
+      <w:pPr>
+        <w:pStyle w:val="Heading2"/>
+      </w:pPr>
+      <w:r>
+        <w:t xml:space="preserve">7.4 Surveys &amp; Ratings</w:t>
+      </w:r>
+    </w:p>
+    <w:p>
+      <w:pPr>
+        <w:spacing w:after="200"/>
+      </w:pPr>
+      <w:r>
+        <w:rPr>
+          <w:sz w:val="22"/>
+          <w:szCs w:val="22"/>
+        </w:rPr>
+        <w:t xml:space="preserve">HMS sends automated surveys at key touchpoints: post-discharge, after billing, after lab services, and after pharmacy visits. Surveys are customizable and can target specific departments. Results are aggregated in the Servicom dashboard for management review.</w:t>
+      </w:r>
+    </w:p>
+    <w:p>
+      <w:pPr>
+        <w:pStyle w:val="Heading2"/>
+      </w:pPr>
+      <w:r>
+        <w:t xml:space="preserve">7.5 SLA &amp; Escalation</w:t>
+      </w:r>
+    </w:p>
+    <w:p>
+      <w:pPr>
+        <w:spacing w:after="200"/>
+      </w:pPr>
+      <w:r>
+        <w:rPr>
+          <w:sz w:val="22"/>
+          <w:szCs w:val="22"/>
+        </w:rPr>
+        <w:t xml:space="preserve">Every complaint has an SLA based on its priority level. Critical issues: 4-hour response, 24-hour resolution. High: 8-hour response, 48-hour resolution. Medium: 24-hour response, 7-day resolution. Low: 48-hour response, 14-day resolution. If an SLA is at risk, the system automatically escalates to the next management level. You can also manually escalate from the complaint detail page.</w:t>
+      </w:r>
+    </w:p>
+    <w:p>
+      <w:r>
+        <w:br w:type="page"/>
+      </w:r>
+    </w:p>
+    <w:p>
+      <w:pPr>
+        <w:pStyle w:val="Heading1"/>
+      </w:pPr>
+      <w:r>
+        <w:t xml:space="preserve">8. Administration</w:t>
+      </w:r>
+    </w:p>
+    <w:p>
+      <w:pPr>
+        <w:pStyle w:val="Heading2"/>
+      </w:pPr>
+      <w:r>
+        <w:t xml:space="preserve">8.1 Managing Users</w:t>
       </w:r>
     </w:p>
     <w:p>
@@ -1878,7 +2496,7 @@
         <w:pStyle w:val="Heading2"/>
       </w:pPr>
       <w:r>
-        <w:t xml:space="preserve">6.2 Role-Based Access Control</w:t>
+        <w:t xml:space="preserve">8.2 Role-Based Access Control</w:t>
       </w:r>
     </w:p>
     <w:p>
@@ -1898,7 +2516,7 @@
         <w:pStyle w:val="Heading2"/>
       </w:pPr>
       <w:r>
-        <w:t xml:space="preserve">6.3 Audit Logs</w:t>
+        <w:t xml:space="preserve">8.3 Audit Logs</w:t>
       </w:r>
     </w:p>
     <w:p>
@@ -1918,7 +2536,7 @@
         <w:pStyle w:val="Heading2"/>
       </w:pPr>
       <w:r>
-        <w:t xml:space="preserve">6.4 System Settings</w:t>
+        <w:t xml:space="preserve">8.4 System Settings</w:t>
       </w:r>
     </w:p>
     <w:p>
@@ -1943,7 +2561,7 @@
         <w:pStyle w:val="Heading1"/>
       </w:pPr>
       <w:r>
-        <w:t xml:space="preserve">7. Troubleshooting</w:t>
+        <w:t xml:space="preserve">9. Troubleshooting</w:t>
       </w:r>
     </w:p>
     <w:p>
@@ -1951,7 +2569,7 @@
         <w:pStyle w:val="Heading2"/>
       </w:pPr>
       <w:r>
-        <w:t xml:space="preserve">7.1 Common Issues</w:t>
+        <w:t xml:space="preserve">9.1 Common Issues</w:t>
       </w:r>
     </w:p>
     <w:tbl>
@@ -2328,7 +2946,7 @@
         <w:pStyle w:val="Heading2"/>
       </w:pPr>
       <w:r>
-        <w:t xml:space="preserve">7.2 Password Reset</w:t>
+        <w:t xml:space="preserve">9.2 Password Reset</w:t>
       </w:r>
     </w:p>
     <w:p>
@@ -2348,7 +2966,7 @@
         <w:pStyle w:val="Heading2"/>
       </w:pPr>
       <w:r>
-        <w:t xml:space="preserve">7.3 Contact Support</w:t>
+        <w:t xml:space="preserve">9.3 Contact Support</w:t>
       </w:r>
     </w:p>
     <w:p>
